--- a/file 3.docx
+++ b/file 3.docx
@@ -25,6 +25,31 @@
           <w:lang w:val="en-US"/>
         </w:rPr>
         <w:t>file 3</w:t>
+      </w:r>
+      <w:r>
+        <w:rPr>
+          <w:lang w:val="en-US"/>
+        </w:rPr>
+        <w:t>.</w:t>
+      </w:r>
+    </w:p>
+    <w:p>
+      <w:pPr>
+        <w:rPr>
+          <w:lang w:val="en-US"/>
+        </w:rPr>
+      </w:pPr>
+      <w:r>
+        <w:rPr>
+          <w:lang w:val="en-US"/>
+        </w:rPr>
+        <w:t xml:space="preserve">This is the </w:t>
+      </w:r>
+      <w:r>
+        <w:rPr>
+          <w:lang w:val="en-US"/>
+        </w:rPr>
+        <w:t>first line.</w:t>
       </w:r>
     </w:p>
     <w:sectPr>

--- a/file 3.docx
+++ b/file 3.docx
@@ -50,6 +50,43 @@
           <w:lang w:val="en-US"/>
         </w:rPr>
         <w:t>first line.</w:t>
+      </w:r>
+    </w:p>
+    <w:p>
+      <w:pPr>
+        <w:rPr>
+          <w:lang w:val="en-US"/>
+        </w:rPr>
+      </w:pPr>
+      <w:r>
+        <w:rPr>
+          <w:lang w:val="en-US"/>
+        </w:rPr>
+        <w:t>Th</w:t>
+      </w:r>
+      <w:r>
+        <w:rPr>
+          <w:lang w:val="en-US"/>
+        </w:rPr>
+        <w:t>is</w:t>
+      </w:r>
+      <w:r>
+        <w:rPr>
+          <w:lang w:val="en-US"/>
+        </w:rPr>
+        <w:t xml:space="preserve"> file is added at 4:52</w:t>
+      </w:r>
+      <w:r>
+        <w:rPr>
+          <w:lang w:val="en-US"/>
+        </w:rPr>
+        <w:t xml:space="preserve"> </w:t>
+      </w:r>
+      <w:r>
+        <w:rPr>
+          <w:lang w:val="en-US"/>
+        </w:rPr>
+        <w:t>PM.</w:t>
       </w:r>
     </w:p>
     <w:sectPr>
